--- a/Reportes/FJ_GarantiaJ_Bas313.docx
+++ b/Reportes/FJ_GarantiaJ_Bas313.docx
@@ -51,7 +51,33 @@
           <w:sz w:val="17"/>
           <w:szCs w:val="24"/>
         </w:rPr>
-        <w:t>{custom.SumaTextoTotal}</w:t>
+        <w:t>{</w:t>
+      </w:r>
+      <w:proofErr w:type="spellStart"/>
+      <w:proofErr w:type="gramStart"/>
+      <w:r>
+        <w:rPr>
+          <w:rFonts w:ascii="Arial" w:eastAsia="Times New Roman" w:hAnsi="Arial" w:cs="Arial"/>
+          <w:b/>
+          <w:color w:val="000000"/>
+          <w:kern w:val="2"/>
+          <w:sz w:val="17"/>
+          <w:szCs w:val="24"/>
+        </w:rPr>
+        <w:t>custom.SumaTextoTotal</w:t>
+      </w:r>
+      <w:proofErr w:type="spellEnd"/>
+      <w:proofErr w:type="gramEnd"/>
+      <w:r>
+        <w:rPr>
+          <w:rFonts w:ascii="Arial" w:eastAsia="Times New Roman" w:hAnsi="Arial" w:cs="Arial"/>
+          <w:b/>
+          <w:color w:val="000000"/>
+          <w:kern w:val="2"/>
+          <w:sz w:val="17"/>
+          <w:szCs w:val="24"/>
+        </w:rPr>
+        <w:t>}</w:t>
       </w:r>
     </w:p>
     <w:p>
@@ -103,7 +129,33 @@
           <w:sz w:val="17"/>
           <w:szCs w:val="24"/>
         </w:rPr>
-        <w:t>{custom.SumaTextoTotal}</w:t>
+        <w:t>{</w:t>
+      </w:r>
+      <w:proofErr w:type="spellStart"/>
+      <w:proofErr w:type="gramStart"/>
+      <w:r>
+        <w:rPr>
+          <w:rFonts w:ascii="Arial" w:eastAsia="Times New Roman" w:hAnsi="Arial" w:cs="Arial"/>
+          <w:b/>
+          <w:color w:val="000000"/>
+          <w:kern w:val="2"/>
+          <w:sz w:val="17"/>
+          <w:szCs w:val="24"/>
+        </w:rPr>
+        <w:t>custom.SumaTextoTotal</w:t>
+      </w:r>
+      <w:proofErr w:type="spellEnd"/>
+      <w:proofErr w:type="gramEnd"/>
+      <w:r>
+        <w:rPr>
+          <w:rFonts w:ascii="Arial" w:eastAsia="Times New Roman" w:hAnsi="Arial" w:cs="Arial"/>
+          <w:b/>
+          <w:color w:val="000000"/>
+          <w:kern w:val="2"/>
+          <w:sz w:val="17"/>
+          <w:szCs w:val="24"/>
+        </w:rPr>
+        <w:t>}</w:t>
       </w:r>
     </w:p>
     <w:p>
@@ -155,7 +207,20 @@
           <w:sz w:val="17"/>
           <w:szCs w:val="24"/>
         </w:rPr>
-        <w:t>{custom.</w:t>
+        <w:t>{</w:t>
+      </w:r>
+      <w:proofErr w:type="spellStart"/>
+      <w:proofErr w:type="gramStart"/>
+      <w:r>
+        <w:rPr>
+          <w:rFonts w:ascii="Arial" w:eastAsia="Times New Roman" w:hAnsi="Arial" w:cs="Arial"/>
+          <w:b/>
+          <w:color w:val="000000"/>
+          <w:kern w:val="2"/>
+          <w:sz w:val="17"/>
+          <w:szCs w:val="24"/>
+        </w:rPr>
+        <w:t>custom.</w:t>
       </w:r>
       <w:r>
         <w:rPr>
@@ -168,6 +233,8 @@
         </w:rPr>
         <w:t>NumeroFianza</w:t>
       </w:r>
+      <w:proofErr w:type="spellEnd"/>
+      <w:proofErr w:type="gramEnd"/>
       <w:r>
         <w:rPr>
           <w:rFonts w:ascii="Arial" w:eastAsia="Times New Roman" w:hAnsi="Arial" w:cs="Arial"/>
@@ -229,7 +296,20 @@
           <w:sz w:val="17"/>
           <w:szCs w:val="24"/>
         </w:rPr>
-        <w:t>{custom.</w:t>
+        <w:t>{</w:t>
+      </w:r>
+      <w:proofErr w:type="spellStart"/>
+      <w:proofErr w:type="gramStart"/>
+      <w:r>
+        <w:rPr>
+          <w:rFonts w:ascii="Arial" w:eastAsia="Times New Roman" w:hAnsi="Arial" w:cs="Arial"/>
+          <w:b/>
+          <w:color w:val="000000"/>
+          <w:kern w:val="2"/>
+          <w:sz w:val="17"/>
+          <w:szCs w:val="24"/>
+        </w:rPr>
+        <w:t>custom.</w:t>
       </w:r>
       <w:r>
         <w:rPr>
@@ -242,6 +322,8 @@
         </w:rPr>
         <w:t>Prestamo</w:t>
       </w:r>
+      <w:proofErr w:type="spellEnd"/>
+      <w:proofErr w:type="gramEnd"/>
       <w:r>
         <w:rPr>
           <w:rFonts w:ascii="Arial" w:eastAsia="Times New Roman" w:hAnsi="Arial" w:cs="Arial"/>
@@ -303,7 +385,20 @@
           <w:sz w:val="17"/>
           <w:szCs w:val="24"/>
         </w:rPr>
-        <w:t>{custom.</w:t>
+        <w:t>{</w:t>
+      </w:r>
+      <w:proofErr w:type="spellStart"/>
+      <w:proofErr w:type="gramStart"/>
+      <w:r>
+        <w:rPr>
+          <w:rFonts w:ascii="Arial" w:eastAsia="Times New Roman" w:hAnsi="Arial" w:cs="Arial"/>
+          <w:b/>
+          <w:color w:val="000000"/>
+          <w:kern w:val="2"/>
+          <w:sz w:val="17"/>
+          <w:szCs w:val="24"/>
+        </w:rPr>
+        <w:t>custom.</w:t>
       </w:r>
       <w:r>
         <w:rPr>
@@ -316,6 +411,8 @@
         </w:rPr>
         <w:t>AFavor</w:t>
       </w:r>
+      <w:proofErr w:type="spellEnd"/>
+      <w:proofErr w:type="gramEnd"/>
       <w:r>
         <w:rPr>
           <w:rFonts w:ascii="Arial" w:eastAsia="Times New Roman" w:hAnsi="Arial" w:cs="Arial"/>
@@ -377,7 +474,20 @@
           <w:sz w:val="17"/>
           <w:szCs w:val="24"/>
         </w:rPr>
-        <w:t>{custom.</w:t>
+        <w:t>{</w:t>
+      </w:r>
+      <w:proofErr w:type="spellStart"/>
+      <w:proofErr w:type="gramStart"/>
+      <w:r>
+        <w:rPr>
+          <w:rFonts w:ascii="Arial" w:eastAsia="Times New Roman" w:hAnsi="Arial" w:cs="Arial"/>
+          <w:b/>
+          <w:color w:val="000000"/>
+          <w:kern w:val="2"/>
+          <w:sz w:val="17"/>
+          <w:szCs w:val="24"/>
+        </w:rPr>
+        <w:t>custom.</w:t>
       </w:r>
       <w:r>
         <w:rPr>
@@ -390,6 +500,8 @@
         </w:rPr>
         <w:t>NumeroContrato</w:t>
       </w:r>
+      <w:proofErr w:type="spellEnd"/>
+      <w:proofErr w:type="gramEnd"/>
       <w:r>
         <w:rPr>
           <w:rFonts w:ascii="Arial" w:eastAsia="Times New Roman" w:hAnsi="Arial" w:cs="Arial"/>
@@ -586,7 +698,31 @@
           <w:sz w:val="17"/>
           <w:szCs w:val="24"/>
         </w:rPr>
-        <w:t>NÚMERO DE FIANZA: {custom.NumeroFianza}</w:t>
+        <w:t>NÚMERO DE FIANZA: {</w:t>
+      </w:r>
+      <w:proofErr w:type="spellStart"/>
+      <w:proofErr w:type="gramStart"/>
+      <w:r>
+        <w:rPr>
+          <w:rFonts w:ascii="Arial" w:eastAsia="Times New Roman" w:hAnsi="Arial" w:cs="Arial"/>
+          <w:color w:val="000000"/>
+          <w:kern w:val="2"/>
+          <w:sz w:val="17"/>
+          <w:szCs w:val="24"/>
+        </w:rPr>
+        <w:t>custom.NumeroFianza</w:t>
+      </w:r>
+      <w:proofErr w:type="spellEnd"/>
+      <w:proofErr w:type="gramEnd"/>
+      <w:r>
+        <w:rPr>
+          <w:rFonts w:ascii="Arial" w:eastAsia="Times New Roman" w:hAnsi="Arial" w:cs="Arial"/>
+          <w:color w:val="000000"/>
+          <w:kern w:val="2"/>
+          <w:sz w:val="17"/>
+          <w:szCs w:val="24"/>
+        </w:rPr>
+        <w:t>}</w:t>
       </w:r>
     </w:p>
     <w:p>
@@ -713,7 +849,20 @@
           <w:sz w:val="17"/>
           <w:szCs w:val="24"/>
         </w:rPr>
-        <w:t>{custom.</w:t>
+        <w:t>{</w:t>
+      </w:r>
+      <w:proofErr w:type="spellStart"/>
+      <w:proofErr w:type="gramStart"/>
+      <w:r>
+        <w:rPr>
+          <w:rFonts w:ascii="Arial" w:eastAsia="Times New Roman" w:hAnsi="Arial" w:cs="Arial"/>
+          <w:b/>
+          <w:color w:val="000000"/>
+          <w:kern w:val="2"/>
+          <w:sz w:val="17"/>
+          <w:szCs w:val="24"/>
+        </w:rPr>
+        <w:t>custom.</w:t>
       </w:r>
       <w:r>
         <w:rPr>
@@ -726,6 +875,8 @@
         </w:rPr>
         <w:t>Tenedor</w:t>
       </w:r>
+      <w:proofErr w:type="spellEnd"/>
+      <w:proofErr w:type="gramEnd"/>
       <w:r>
         <w:rPr>
           <w:rFonts w:ascii="Arial" w:eastAsia="Times New Roman" w:hAnsi="Arial" w:cs="Arial"/>
@@ -961,7 +1112,31 @@
           <w:sz w:val="17"/>
           <w:szCs w:val="24"/>
         </w:rPr>
-        <w:t>B/.()</w:t>
+        <w:t>B</w:t>
+      </w:r>
+      <w:proofErr w:type="gramStart"/>
+      <w:r>
+        <w:rPr>
+          <w:rFonts w:ascii="Arial" w:eastAsia="Times New Roman" w:hAnsi="Arial" w:cs="Arial"/>
+          <w:b/>
+          <w:color w:val="000000"/>
+          <w:kern w:val="2"/>
+          <w:sz w:val="17"/>
+          <w:szCs w:val="24"/>
+        </w:rPr>
+        <w:t>/.(</w:t>
+      </w:r>
+      <w:proofErr w:type="gramEnd"/>
+      <w:r>
+        <w:rPr>
+          <w:rFonts w:ascii="Arial" w:eastAsia="Times New Roman" w:hAnsi="Arial" w:cs="Arial"/>
+          <w:b/>
+          <w:color w:val="000000"/>
+          <w:kern w:val="2"/>
+          <w:sz w:val="17"/>
+          <w:szCs w:val="24"/>
+        </w:rPr>
+        <w:t>)</w:t>
       </w:r>
       <w:r>
         <w:rPr>
@@ -1035,7 +1210,31 @@
           <w:sz w:val="17"/>
           <w:szCs w:val="24"/>
         </w:rPr>
-        <w:t>{custom.AFavor}</w:t>
+        <w:t>{</w:t>
+      </w:r>
+      <w:proofErr w:type="spellStart"/>
+      <w:r>
+        <w:rPr>
+          <w:rFonts w:ascii="Arial" w:eastAsia="Times New Roman" w:hAnsi="Arial" w:cs="Arial"/>
+          <w:b/>
+          <w:color w:val="000000"/>
+          <w:kern w:val="2"/>
+          <w:sz w:val="17"/>
+          <w:szCs w:val="24"/>
+        </w:rPr>
+        <w:t>custom.AFavor</w:t>
+      </w:r>
+      <w:proofErr w:type="spellEnd"/>
+      <w:r>
+        <w:rPr>
+          <w:rFonts w:ascii="Arial" w:eastAsia="Times New Roman" w:hAnsi="Arial" w:cs="Arial"/>
+          <w:b/>
+          <w:color w:val="000000"/>
+          <w:kern w:val="2"/>
+          <w:sz w:val="17"/>
+          <w:szCs w:val="24"/>
+        </w:rPr>
+        <w:t>}</w:t>
       </w:r>
       <w:r>
         <w:rPr>
@@ -1230,7 +1429,33 @@
           <w:sz w:val="17"/>
           <w:szCs w:val="24"/>
         </w:rPr>
-        <w:t>{custom.Tenedor}</w:t>
+        <w:t>{</w:t>
+      </w:r>
+      <w:proofErr w:type="spellStart"/>
+      <w:proofErr w:type="gramStart"/>
+      <w:r>
+        <w:rPr>
+          <w:rFonts w:ascii="Arial" w:eastAsia="Times New Roman" w:hAnsi="Arial" w:cs="Arial"/>
+          <w:b/>
+          <w:color w:val="000000"/>
+          <w:kern w:val="2"/>
+          <w:sz w:val="17"/>
+          <w:szCs w:val="24"/>
+        </w:rPr>
+        <w:t>custom.Tenedor</w:t>
+      </w:r>
+      <w:proofErr w:type="spellEnd"/>
+      <w:proofErr w:type="gramEnd"/>
+      <w:r>
+        <w:rPr>
+          <w:rFonts w:ascii="Arial" w:eastAsia="Times New Roman" w:hAnsi="Arial" w:cs="Arial"/>
+          <w:b/>
+          <w:color w:val="000000"/>
+          <w:kern w:val="2"/>
+          <w:sz w:val="17"/>
+          <w:szCs w:val="24"/>
+        </w:rPr>
+        <w:t>}</w:t>
       </w:r>
       <w:r>
         <w:rPr>
@@ -1251,7 +1476,33 @@
           <w:sz w:val="17"/>
           <w:szCs w:val="24"/>
         </w:rPr>
-        <w:t>{custom.MonedaMonto}</w:t>
+        <w:t>{</w:t>
+      </w:r>
+      <w:proofErr w:type="spellStart"/>
+      <w:proofErr w:type="gramStart"/>
+      <w:r>
+        <w:rPr>
+          <w:rFonts w:ascii="Arial" w:eastAsia="Times New Roman" w:hAnsi="Arial" w:cs="Arial"/>
+          <w:b/>
+          <w:color w:val="000000"/>
+          <w:kern w:val="2"/>
+          <w:sz w:val="17"/>
+          <w:szCs w:val="24"/>
+        </w:rPr>
+        <w:t>custom.MonedaMonto</w:t>
+      </w:r>
+      <w:proofErr w:type="spellEnd"/>
+      <w:proofErr w:type="gramEnd"/>
+      <w:r>
+        <w:rPr>
+          <w:rFonts w:ascii="Arial" w:eastAsia="Times New Roman" w:hAnsi="Arial" w:cs="Arial"/>
+          <w:b/>
+          <w:color w:val="000000"/>
+          <w:kern w:val="2"/>
+          <w:sz w:val="17"/>
+          <w:szCs w:val="24"/>
+        </w:rPr>
+        <w:t>}</w:t>
       </w:r>
       <w:r>
         <w:rPr>
@@ -1273,7 +1524,42 @@
           <w:sz w:val="17"/>
           <w:szCs w:val="24"/>
         </w:rPr>
-        <w:t>{custom.SumaTexto}</w:t>
+        <w:t>{</w:t>
+      </w:r>
+      <w:proofErr w:type="spellStart"/>
+      <w:r>
+        <w:rPr>
+          <w:rFonts w:ascii="Arial" w:eastAsia="Times New Roman" w:hAnsi="Arial" w:cs="Arial"/>
+          <w:b/>
+          <w:color w:val="000000"/>
+          <w:kern w:val="2"/>
+          <w:sz w:val="17"/>
+          <w:szCs w:val="24"/>
+        </w:rPr>
+        <w:t>custom.Suma</w:t>
+      </w:r>
+      <w:r>
+        <w:rPr>
+          <w:rFonts w:ascii="Arial" w:eastAsia="Times New Roman" w:hAnsi="Arial" w:cs="Arial"/>
+          <w:b/>
+          <w:color w:val="000000"/>
+          <w:kern w:val="2"/>
+          <w:sz w:val="17"/>
+          <w:szCs w:val="24"/>
+        </w:rPr>
+        <w:t>Letras</w:t>
+      </w:r>
+      <w:proofErr w:type="spellEnd"/>
+      <w:r>
+        <w:rPr>
+          <w:rFonts w:ascii="Arial" w:eastAsia="Times New Roman" w:hAnsi="Arial" w:cs="Arial"/>
+          <w:b/>
+          <w:color w:val="000000"/>
+          <w:kern w:val="2"/>
+          <w:sz w:val="17"/>
+          <w:szCs w:val="24"/>
+        </w:rPr>
+        <w:t>}</w:t>
       </w:r>
       <w:r>
         <w:rPr>
@@ -2161,7 +2447,31 @@
           <w:sz w:val="17"/>
           <w:szCs w:val="24"/>
         </w:rPr>
-        <w:t>{custom.FechaActualTextoMin}</w:t>
+        <w:t>{</w:t>
+      </w:r>
+      <w:proofErr w:type="spellStart"/>
+      <w:proofErr w:type="gramStart"/>
+      <w:r>
+        <w:rPr>
+          <w:rFonts w:ascii="Arial" w:eastAsia="Times New Roman" w:hAnsi="Arial" w:cs="Arial"/>
+          <w:color w:val="000000"/>
+          <w:kern w:val="2"/>
+          <w:sz w:val="17"/>
+          <w:szCs w:val="24"/>
+        </w:rPr>
+        <w:t>custom.FechaActualTextoMin</w:t>
+      </w:r>
+      <w:proofErr w:type="spellEnd"/>
+      <w:proofErr w:type="gramEnd"/>
+      <w:r>
+        <w:rPr>
+          <w:rFonts w:ascii="Arial" w:eastAsia="Times New Roman" w:hAnsi="Arial" w:cs="Arial"/>
+          <w:color w:val="000000"/>
+          <w:kern w:val="2"/>
+          <w:sz w:val="17"/>
+          <w:szCs w:val="24"/>
+        </w:rPr>
+        <w:t>}</w:t>
       </w:r>
     </w:p>
     <w:p>
